--- a/docs/软著/过程材料/08-上线部署-安装与部署手册.docx
+++ b/docs/软著/过程材料/08-上线部署-安装与部署手册.docx
@@ -262,11 +262,11 @@
             <w:r/>
             <w:r>
               <w:rPr>
-                <w:rFonts w:ascii="Times New Roman" w:hAnsi="Times New Roman" w:eastAsia="宋体"/>
+                <w:rFonts w:ascii="Courier New" w:hAnsi="Courier New" w:eastAsia="宋体"/>
                 <w:b w:val="0"/>
                 <w:sz w:val="19"/>
               </w:rPr>
-              <w:t>`小肥鱼物理解题动画-Setup-x.y.z.exe`</w:t>
+              <w:t>小肥鱼物理解题动画-Setup-x.y.z.exe</w:t>
             </w:r>
           </w:p>
         </w:tc>
@@ -296,11 +296,11 @@
             <w:r/>
             <w:r>
               <w:rPr>
-                <w:rFonts w:ascii="Times New Roman" w:hAnsi="Times New Roman" w:eastAsia="宋体"/>
+                <w:rFonts w:ascii="Courier New" w:hAnsi="Courier New" w:eastAsia="宋体"/>
                 <w:b w:val="0"/>
                 <w:sz w:val="19"/>
               </w:rPr>
-              <w:t>`小肥鱼物理解题动画-vX.Y.Z-win-x64.zip`</w:t>
+              <w:t>小肥鱼物理解题动画-vX.Y.Z-win-x64.zip</w:t>
             </w:r>
           </w:p>
         </w:tc>
@@ -330,11 +330,43 @@
             <w:r/>
             <w:r>
               <w:rPr>
+                <w:rFonts w:ascii="Courier New" w:hAnsi="Courier New" w:eastAsia="宋体"/>
+                <w:b w:val="0"/>
+                <w:sz w:val="19"/>
+              </w:rPr>
+              <w:t>LICENSE</w:t>
+            </w:r>
+            <w:r>
+              <w:rPr>
                 <w:rFonts w:ascii="Times New Roman" w:hAnsi="Times New Roman" w:eastAsia="宋体"/>
                 <w:b w:val="0"/>
                 <w:sz w:val="19"/>
               </w:rPr>
-              <w:t>`LICENSE` / `NOTICE` / `LICENSE-DOCS`</w:t>
+              <w:t xml:space="preserve"> / </w:t>
+            </w:r>
+            <w:r>
+              <w:rPr>
+                <w:rFonts w:ascii="Courier New" w:hAnsi="Courier New" w:eastAsia="宋体"/>
+                <w:b w:val="0"/>
+                <w:sz w:val="19"/>
+              </w:rPr>
+              <w:t>NOTICE</w:t>
+            </w:r>
+            <w:r>
+              <w:rPr>
+                <w:rFonts w:ascii="Times New Roman" w:hAnsi="Times New Roman" w:eastAsia="宋体"/>
+                <w:b w:val="0"/>
+                <w:sz w:val="19"/>
+              </w:rPr>
+              <w:t xml:space="preserve"> / </w:t>
+            </w:r>
+            <w:r>
+              <w:rPr>
+                <w:rFonts w:ascii="Courier New" w:hAnsi="Courier New" w:eastAsia="宋体"/>
+                <w:b w:val="0"/>
+                <w:sz w:val="19"/>
+              </w:rPr>
+              <w:t>LICENSE-DOCS</w:t>
             </w:r>
           </w:p>
         </w:tc>
@@ -646,7 +678,23 @@
                 <w:b w:val="0"/>
                 <w:sz w:val="19"/>
               </w:rPr>
-              <w:t>安装与启动**不需要**联网；生成时需要访问模型接口</w:t>
+              <w:t>安装与启动</w:t>
+            </w:r>
+            <w:r>
+              <w:rPr>
+                <w:rFonts w:ascii="Times New Roman" w:hAnsi="Times New Roman" w:eastAsia="宋体"/>
+                <w:b/>
+                <w:sz w:val="19"/>
+              </w:rPr>
+              <w:t>不需要</w:t>
+            </w:r>
+            <w:r>
+              <w:rPr>
+                <w:rFonts w:ascii="Times New Roman" w:hAnsi="Times New Roman" w:eastAsia="宋体"/>
+                <w:b w:val="0"/>
+                <w:sz w:val="19"/>
+              </w:rPr>
+              <w:t>联网；生成时需要访问模型接口</w:t>
             </w:r>
           </w:p>
         </w:tc>
@@ -723,7 +771,23 @@
           <w:b w:val="0"/>
           <w:sz w:val="21"/>
         </w:rPr>
-        <w:t>双击 `小肥鱼物理解题动画-Setup-x.y.z.exe`；</w:t>
+        <w:t xml:space="preserve">双击 </w:t>
+      </w:r>
+      <w:r>
+        <w:rPr>
+          <w:rFonts w:ascii="Courier New" w:hAnsi="Courier New" w:eastAsia="宋体"/>
+          <w:b w:val="0"/>
+          <w:sz w:val="21"/>
+        </w:rPr>
+        <w:t>小肥鱼物理解题动画-Setup-x.y.z.exe</w:t>
+      </w:r>
+      <w:r>
+        <w:rPr>
+          <w:rFonts w:ascii="Times New Roman" w:hAnsi="Times New Roman" w:eastAsia="宋体"/>
+          <w:b w:val="0"/>
+          <w:sz w:val="21"/>
+        </w:rPr>
+        <w:t>；</w:t>
       </w:r>
     </w:p>
     <w:p>
@@ -816,7 +880,23 @@
           <w:b w:val="0"/>
           <w:sz w:val="21"/>
         </w:rPr>
-        <w:t>双击 `小肥鱼物理解题动画.exe`。</w:t>
+        <w:t xml:space="preserve">双击 </w:t>
+      </w:r>
+      <w:r>
+        <w:rPr>
+          <w:rFonts w:ascii="Courier New" w:hAnsi="Courier New" w:eastAsia="宋体"/>
+          <w:b w:val="0"/>
+          <w:sz w:val="21"/>
+        </w:rPr>
+        <w:t>小肥鱼物理解题动画.exe</w:t>
+      </w:r>
+      <w:r>
+        <w:rPr>
+          <w:rFonts w:ascii="Times New Roman" w:hAnsi="Times New Roman" w:eastAsia="宋体"/>
+          <w:b w:val="0"/>
+          <w:sz w:val="21"/>
+        </w:rPr>
+        <w:t>。</w:t>
       </w:r>
     </w:p>
     <w:p>
@@ -853,7 +933,23 @@
           <w:b w:val="0"/>
           <w:sz w:val="21"/>
         </w:rPr>
-        <w:t>启动后点右上角 **⚙ 连接设置**；</w:t>
+        <w:t xml:space="preserve">启动后点右上角 </w:t>
+      </w:r>
+      <w:r>
+        <w:rPr>
+          <w:rFonts w:ascii="Times New Roman" w:hAnsi="Times New Roman" w:eastAsia="宋体"/>
+          <w:b/>
+          <w:sz w:val="21"/>
+        </w:rPr>
+        <w:t>⚙ 连接设置</w:t>
+      </w:r>
+      <w:r>
+        <w:rPr>
+          <w:rFonts w:ascii="Times New Roman" w:hAnsi="Times New Roman" w:eastAsia="宋体"/>
+          <w:b w:val="0"/>
+          <w:sz w:val="21"/>
+        </w:rPr>
+        <w:t>；</w:t>
       </w:r>
     </w:p>
     <w:p>
@@ -881,7 +977,23 @@
           <w:b w:val="0"/>
           <w:sz w:val="21"/>
         </w:rPr>
-        <w:t>接口地址（兼容 OpenAI 协议的 `/v1/chat/completions`）；</w:t>
+        <w:t xml:space="preserve">接口地址（兼容 OpenAI 协议的 </w:t>
+      </w:r>
+      <w:r>
+        <w:rPr>
+          <w:rFonts w:ascii="Courier New" w:hAnsi="Courier New" w:eastAsia="宋体"/>
+          <w:b w:val="0"/>
+          <w:sz w:val="21"/>
+        </w:rPr>
+        <w:t>/v1/chat/completions</w:t>
+      </w:r>
+      <w:r>
+        <w:rPr>
+          <w:rFonts w:ascii="Times New Roman" w:hAnsi="Times New Roman" w:eastAsia="宋体"/>
+          <w:b w:val="0"/>
+          <w:sz w:val="21"/>
+        </w:rPr>
+        <w:t>）；</w:t>
       </w:r>
     </w:p>
     <w:p>
@@ -934,10 +1046,18 @@
       <w:r>
         <w:rPr>
           <w:rFonts w:ascii="Times New Roman" w:hAnsi="Times New Roman" w:eastAsia="宋体"/>
+          <w:b/>
+          <w:sz w:val="21"/>
+        </w:rPr>
+        <w:t>必须先配置才能生成</w:t>
+      </w:r>
+      <w:r>
+        <w:rPr>
+          <w:rFonts w:ascii="Times New Roman" w:hAnsi="Times New Roman" w:eastAsia="宋体"/>
           <w:b w:val="0"/>
           <w:sz w:val="21"/>
         </w:rPr>
-        <w:t>不填也能用：界面会用内置示例题跑通全流程，便于先确认安装是否正常。</w:t>
+        <w:t>：软件不自带模型，未配置时跑不了自己的题。</w:t>
       </w:r>
     </w:p>
     <w:p>
@@ -1073,11 +1193,11 @@
             <w:r/>
             <w:r>
               <w:rPr>
-                <w:rFonts w:ascii="Times New Roman" w:hAnsi="Times New Roman" w:eastAsia="宋体"/>
+                <w:rFonts w:ascii="Courier New" w:hAnsi="Courier New" w:eastAsia="宋体"/>
                 <w:b w:val="0"/>
                 <w:sz w:val="19"/>
               </w:rPr>
-              <w:t>`%APPDATA%\xiaofeiyu-physics-animation\data\`</w:t>
+              <w:t>%APPDATA%\xiaofeiyu-physics-animation\data\</w:t>
             </w:r>
           </w:p>
         </w:tc>
@@ -1106,10 +1226,18 @@
             <w:r>
               <w:rPr>
                 <w:rFonts w:ascii="Times New Roman" w:hAnsi="Times New Roman" w:eastAsia="宋体"/>
+                <w:b/>
+                <w:sz w:val="19"/>
+              </w:rPr>
+              <w:t>不可删</w:t>
+            </w:r>
+            <w:r>
+              <w:rPr>
+                <w:rFonts w:ascii="Times New Roman" w:hAnsi="Times New Roman" w:eastAsia="宋体"/>
                 <w:b w:val="0"/>
                 <w:sz w:val="19"/>
               </w:rPr>
-              <w:t>**不可删**（删了会丢配置与历史）</w:t>
+              <w:t>（删了会丢配置与历史）</w:t>
             </w:r>
           </w:p>
         </w:tc>
@@ -1123,11 +1251,11 @@
             <w:r/>
             <w:r>
               <w:rPr>
-                <w:rFonts w:ascii="Times New Roman" w:hAnsi="Times New Roman" w:eastAsia="宋体"/>
+                <w:rFonts w:ascii="Courier New" w:hAnsi="Courier New" w:eastAsia="宋体"/>
                 <w:b w:val="0"/>
                 <w:sz w:val="19"/>
               </w:rPr>
-              <w:t>`…\data\ai-rules\knowledgecard\`</w:t>
+              <w:t>…\data\ai-rules\knowledgecard\</w:t>
             </w:r>
           </w:p>
         </w:tc>
@@ -1173,11 +1301,11 @@
             <w:r/>
             <w:r>
               <w:rPr>
-                <w:rFonts w:ascii="Times New Roman" w:hAnsi="Times New Roman" w:eastAsia="宋体"/>
+                <w:rFonts w:ascii="Courier New" w:hAnsi="Courier New" w:eastAsia="宋体"/>
                 <w:b w:val="0"/>
                 <w:sz w:val="19"/>
               </w:rPr>
-              <w:t>`…\data\ai-rules\keys.json`</w:t>
+              <w:t>…\data\ai-rules\keys.json</w:t>
             </w:r>
           </w:p>
         </w:tc>
@@ -1223,11 +1351,11 @@
             <w:r/>
             <w:r>
               <w:rPr>
-                <w:rFonts w:ascii="Times New Roman" w:hAnsi="Times New Roman" w:eastAsia="宋体"/>
+                <w:rFonts w:ascii="Courier New" w:hAnsi="Courier New" w:eastAsia="宋体"/>
                 <w:b w:val="0"/>
                 <w:sz w:val="19"/>
               </w:rPr>
-              <w:t>`…\data\history.db`</w:t>
+              <w:t>…\data\history.db</w:t>
             </w:r>
           </w:p>
         </w:tc>
@@ -1273,11 +1401,11 @@
             <w:r/>
             <w:r>
               <w:rPr>
-                <w:rFonts w:ascii="Times New Roman" w:hAnsi="Times New Roman" w:eastAsia="宋体"/>
+                <w:rFonts w:ascii="Courier New" w:hAnsi="Courier New" w:eastAsia="宋体"/>
                 <w:b w:val="0"/>
                 <w:sz w:val="19"/>
               </w:rPr>
-              <w:t>`文档\小肥鱼物理解题动画\导出\`</w:t>
+              <w:t>文档\小肥鱼物理解题动画\导出\</w:t>
             </w:r>
           </w:p>
         </w:tc>
@@ -1327,7 +1455,15 @@
                 <w:b w:val="0"/>
                 <w:sz w:val="19"/>
               </w:rPr>
-              <w:t>安装目录\`开源日志\`</w:t>
+              <w:t>安装目录\</w:t>
+            </w:r>
+            <w:r>
+              <w:rPr>
+                <w:rFonts w:ascii="Courier New" w:hAnsi="Courier New" w:eastAsia="宋体"/>
+                <w:b w:val="0"/>
+                <w:sz w:val="19"/>
+              </w:rPr>
+              <w:t>开源日志\</w:t>
             </w:r>
           </w:p>
         </w:tc>
@@ -1400,10 +1536,18 @@
       <w:r>
         <w:rPr>
           <w:rFonts w:ascii="Times New Roman" w:hAnsi="Times New Roman" w:eastAsia="宋体"/>
+          <w:b/>
+          <w:sz w:val="21"/>
+        </w:rPr>
+        <w:t>卸载默认不删除用户数据</w:t>
+      </w:r>
+      <w:r>
+        <w:rPr>
+          <w:rFonts w:ascii="Times New Roman" w:hAnsi="Times New Roman" w:eastAsia="宋体"/>
           <w:b w:val="0"/>
           <w:sz w:val="21"/>
         </w:rPr>
-        <w:t>**卸载默认不删除用户数据**（保留知识卡与历史）；</w:t>
+        <w:t>（保留知识卡与历史）；</w:t>
       </w:r>
     </w:p>
     <w:p>
@@ -1417,7 +1561,23 @@
           <w:b w:val="0"/>
           <w:sz w:val="21"/>
         </w:rPr>
-        <w:t>需要彻底清理时，手动删除 `%APPDATA%\xiaofeiyu-physics-animation\` 与导出目录。</w:t>
+        <w:t xml:space="preserve">需要彻底清理时，手动删除 </w:t>
+      </w:r>
+      <w:r>
+        <w:rPr>
+          <w:rFonts w:ascii="Courier New" w:hAnsi="Courier New" w:eastAsia="宋体"/>
+          <w:b w:val="0"/>
+          <w:sz w:val="21"/>
+        </w:rPr>
+        <w:t>%APPDATA%\xiaofeiyu-physics-animation\</w:t>
+      </w:r>
+      <w:r>
+        <w:rPr>
+          <w:rFonts w:ascii="Times New Roman" w:hAnsi="Times New Roman" w:eastAsia="宋体"/>
+          <w:b w:val="0"/>
+          <w:sz w:val="21"/>
+        </w:rPr>
+        <w:t xml:space="preserve"> 与导出目录。</w:t>
       </w:r>
     </w:p>
     <w:p>
@@ -1458,7 +1618,23 @@
           <w:b w:val="0"/>
           <w:sz w:val="21"/>
         </w:rPr>
-        <w:t>把旧机器的整个 `%APPDATA%\xiaofeiyu-physics-animation\data\` 拷贝到新机器同路径；</w:t>
+        <w:t xml:space="preserve">把旧机器的整个 </w:t>
+      </w:r>
+      <w:r>
+        <w:rPr>
+          <w:rFonts w:ascii="Courier New" w:hAnsi="Courier New" w:eastAsia="宋体"/>
+          <w:b w:val="0"/>
+          <w:sz w:val="21"/>
+        </w:rPr>
+        <w:t>%APPDATA%\xiaofeiyu-physics-animation\data\</w:t>
+      </w:r>
+      <w:r>
+        <w:rPr>
+          <w:rFonts w:ascii="Times New Roman" w:hAnsi="Times New Roman" w:eastAsia="宋体"/>
+          <w:b w:val="0"/>
+          <w:sz w:val="21"/>
+        </w:rPr>
+        <w:t xml:space="preserve"> 拷贝到新机器同路径；</w:t>
       </w:r>
     </w:p>
     <w:p>
@@ -1482,7 +1658,39 @@
           <w:b w:val="0"/>
           <w:sz w:val="21"/>
         </w:rPr>
-        <w:t>密钥文件随数据目录一起迁移；如担心泄露，可只迁移 `knowledgecard/` 与 `history.db`，</w:t>
+        <w:t xml:space="preserve">密钥文件随数据目录一起迁移；如担心泄露，可只迁移 </w:t>
+      </w:r>
+      <w:r>
+        <w:rPr>
+          <w:rFonts w:ascii="Courier New" w:hAnsi="Courier New" w:eastAsia="宋体"/>
+          <w:b w:val="0"/>
+          <w:sz w:val="21"/>
+        </w:rPr>
+        <w:t>knowledgecard/</w:t>
+      </w:r>
+      <w:r>
+        <w:rPr>
+          <w:rFonts w:ascii="Times New Roman" w:hAnsi="Times New Roman" w:eastAsia="宋体"/>
+          <w:b w:val="0"/>
+          <w:sz w:val="21"/>
+        </w:rPr>
+        <w:t xml:space="preserve"> 与 </w:t>
+      </w:r>
+      <w:r>
+        <w:rPr>
+          <w:rFonts w:ascii="Courier New" w:hAnsi="Courier New" w:eastAsia="宋体"/>
+          <w:b w:val="0"/>
+          <w:sz w:val="21"/>
+        </w:rPr>
+        <w:t>history.db</w:t>
+      </w:r>
+      <w:r>
+        <w:rPr>
+          <w:rFonts w:ascii="Times New Roman" w:hAnsi="Times New Roman" w:eastAsia="宋体"/>
+          <w:b w:val="0"/>
+          <w:sz w:val="21"/>
+        </w:rPr>
+        <w:t>，</w:t>
       </w:r>
     </w:p>
     <w:p>
@@ -1614,7 +1822,23 @@
                 <w:b w:val="0"/>
                 <w:sz w:val="19"/>
               </w:rPr>
-              <w:t>查看 `%TEMP%\od-shell.log`，重启软件</w:t>
+              <w:t xml:space="preserve">查看 </w:t>
+            </w:r>
+            <w:r>
+              <w:rPr>
+                <w:rFonts w:ascii="Courier New" w:hAnsi="Courier New" w:eastAsia="宋体"/>
+                <w:b w:val="0"/>
+                <w:sz w:val="19"/>
+              </w:rPr>
+              <w:t>%TEMP%\od-shell.log</w:t>
+            </w:r>
+            <w:r>
+              <w:rPr>
+                <w:rFonts w:ascii="Times New Roman" w:hAnsi="Times New Roman" w:eastAsia="宋体"/>
+                <w:b w:val="0"/>
+                <w:sz w:val="19"/>
+              </w:rPr>
+              <w:t>，重启软件</w:t>
             </w:r>
           </w:p>
         </w:tc>
@@ -1922,7 +2146,23 @@
           <w:b w:val="0"/>
           <w:sz w:val="21"/>
         </w:rPr>
-        <w:t>升级前建议备份 `%APPDATA%\xiaofeiyu-physics-animation\data\`。</w:t>
+        <w:t xml:space="preserve">升级前建议备份 </w:t>
+      </w:r>
+      <w:r>
+        <w:rPr>
+          <w:rFonts w:ascii="Courier New" w:hAnsi="Courier New" w:eastAsia="宋体"/>
+          <w:b w:val="0"/>
+          <w:sz w:val="21"/>
+        </w:rPr>
+        <w:t>%APPDATA%\xiaofeiyu-physics-animation\data\</w:t>
+      </w:r>
+      <w:r>
+        <w:rPr>
+          <w:rFonts w:ascii="Times New Roman" w:hAnsi="Times New Roman" w:eastAsia="宋体"/>
+          <w:b w:val="0"/>
+          <w:sz w:val="21"/>
+        </w:rPr>
+        <w:t>。</w:t>
       </w:r>
     </w:p>
     <w:p>
@@ -1977,7 +2217,23 @@
           <w:b w:val="0"/>
           <w:sz w:val="21"/>
         </w:rPr>
-        <w:t>若账本结构已升级，旧版本可能无法读取新库——此时用升级前的备份恢复 `history.db`。</w:t>
+        <w:t xml:space="preserve">若账本结构已升级，旧版本可能无法读取新库——此时用升级前的备份恢复 </w:t>
+      </w:r>
+      <w:r>
+        <w:rPr>
+          <w:rFonts w:ascii="Courier New" w:hAnsi="Courier New" w:eastAsia="宋体"/>
+          <w:b w:val="0"/>
+          <w:sz w:val="21"/>
+        </w:rPr>
+        <w:t>history.db</w:t>
+      </w:r>
+      <w:r>
+        <w:rPr>
+          <w:rFonts w:ascii="Times New Roman" w:hAnsi="Times New Roman" w:eastAsia="宋体"/>
+          <w:b w:val="0"/>
+          <w:sz w:val="21"/>
+        </w:rPr>
+        <w:t>。</w:t>
       </w:r>
     </w:p>
     <w:p>
@@ -2066,7 +2322,23 @@
                 <w:b w:val="0"/>
                 <w:sz w:val="19"/>
               </w:rPr>
-              <w:t>每月备份 `data\` 目录一次</w:t>
+              <w:t xml:space="preserve">每月备份 </w:t>
+            </w:r>
+            <w:r>
+              <w:rPr>
+                <w:rFonts w:ascii="Courier New" w:hAnsi="Courier New" w:eastAsia="宋体"/>
+                <w:b w:val="0"/>
+                <w:sz w:val="19"/>
+              </w:rPr>
+              <w:t>data\</w:t>
+            </w:r>
+            <w:r>
+              <w:rPr>
+                <w:rFonts w:ascii="Times New Roman" w:hAnsi="Times New Roman" w:eastAsia="宋体"/>
+                <w:b w:val="0"/>
+                <w:sz w:val="19"/>
+              </w:rPr>
+              <w:t xml:space="preserve"> 目录一次</w:t>
             </w:r>
           </w:p>
         </w:tc>
@@ -2100,7 +2372,31 @@
                 <w:b w:val="0"/>
                 <w:sz w:val="19"/>
               </w:rPr>
-              <w:t>出问题时收集 `开源日志\` 整个文件夹与 `%TEMP%\od-shell.log`</w:t>
+              <w:t xml:space="preserve">出问题时收集 </w:t>
+            </w:r>
+            <w:r>
+              <w:rPr>
+                <w:rFonts w:ascii="Courier New" w:hAnsi="Courier New" w:eastAsia="宋体"/>
+                <w:b w:val="0"/>
+                <w:sz w:val="19"/>
+              </w:rPr>
+              <w:t>开源日志\</w:t>
+            </w:r>
+            <w:r>
+              <w:rPr>
+                <w:rFonts w:ascii="Times New Roman" w:hAnsi="Times New Roman" w:eastAsia="宋体"/>
+                <w:b w:val="0"/>
+                <w:sz w:val="19"/>
+              </w:rPr>
+              <w:t xml:space="preserve"> 整个文件夹与 </w:t>
+            </w:r>
+            <w:r>
+              <w:rPr>
+                <w:rFonts w:ascii="Courier New" w:hAnsi="Courier New" w:eastAsia="宋体"/>
+                <w:b w:val="0"/>
+                <w:sz w:val="19"/>
+              </w:rPr>
+              <w:t>%TEMP%\od-shell.log</w:t>
             </w:r>
           </w:p>
         </w:tc>
